--- a/report/小车端启动与运维手册.docx
+++ b/report/小车端启动与运维手册.docx
@@ -361,6 +361,454 @@
     </w:p>
     <w:p>
       <w:pPr>
+        <w:spacing w:before="0" w:after="80"/>
+        <w:ind w:left="227"/>
+      </w:pPr>
+      <w:r>
+        <w:rPr>
+          <w:rFonts w:ascii="黑体" w:hAnsi="黑体" w:eastAsia="黑体"/>
+          <w:b w:val="0"/>
+          <w:sz w:val="22"/>
+        </w:rPr>
+        <w:t>二之二、★ 现在推荐的起法（4 终端 · 2026-10-15 起用）</w:t>
+      </w:r>
+    </w:p>
+    <w:p>
+      <w:pPr>
+        <w:spacing w:before="0" w:after="80"/>
+        <w:ind w:left="227"/>
+      </w:pPr>
+      <w:r>
+        <w:rPr>
+          <w:rFonts w:ascii="黑体" w:hAnsi="黑体" w:eastAsia="黑体"/>
+          <w:b w:val="0"/>
+          <w:sz w:val="22"/>
+        </w:rPr>
+        <w:t>★ 为什么不直接用 start_car.sh：它里面【单独起了 wd_base_control】，而 robot_navigation.launch 本身【已经带底盘节点】→ 两个 base_control 抢同一个串口 → 车完全不动 + 疯狂刷 error（2026-10-15 实际踩到，排查了很久）。</w:t>
+      </w:r>
+    </w:p>
+    <w:p>
+      <w:pPr>
+        <w:spacing w:before="0" w:after="80"/>
+        <w:ind w:left="227"/>
+      </w:pPr>
+      <w:r>
+        <w:rPr>
+          <w:rFonts w:ascii="黑体" w:hAnsi="黑体" w:eastAsia="黑体"/>
+          <w:b w:val="0"/>
+          <w:sz w:val="22"/>
+        </w:rPr>
+        <w:t>终端1  source /opt/ros/noetic/setup.bash &amp;&amp; roscore</w:t>
+      </w:r>
+    </w:p>
+    <w:p>
+      <w:pPr>
+        <w:spacing w:before="0" w:after="80"/>
+        <w:ind w:left="227"/>
+      </w:pPr>
+      <w:r>
+        <w:rPr>
+          <w:rFonts w:ascii="黑体" w:hAnsi="黑体" w:eastAsia="黑体"/>
+          <w:b w:val="0"/>
+          <w:sz w:val="22"/>
+        </w:rPr>
+        <w:t>终端2  source ~/catkin_ws/devel/setup.bash &amp;&amp; roslaunch wd_robot_navigation robot_navigation.launch open_rviz:=true map_file:=$HOME/chen_car_drone/maps/lab_20261009.yaml</w:t>
+      </w:r>
+    </w:p>
+    <w:p>
+      <w:pPr>
+        <w:spacing w:before="0" w:after="80"/>
+        <w:ind w:left="227"/>
+      </w:pPr>
+      <w:r>
+        <w:rPr>
+          <w:rFonts w:ascii="黑体" w:hAnsi="黑体" w:eastAsia="黑体"/>
+          <w:b w:val="0"/>
+          <w:sz w:val="22"/>
+        </w:rPr>
+        <w:t xml:space="preserve">        ★ 起来后立刻查：rosnode list | grep base_control → 必须【只有 1 个】；出 2 个就 Ctrl-C 掉一个</w:t>
+      </w:r>
+    </w:p>
+    <w:p>
+      <w:pPr>
+        <w:spacing w:before="0" w:after="80"/>
+        <w:ind w:left="227"/>
+      </w:pPr>
+      <w:r>
+        <w:rPr>
+          <w:rFonts w:ascii="黑体" w:hAnsi="黑体" w:eastAsia="黑体"/>
+          <w:b w:val="0"/>
+          <w:sz w:val="22"/>
+        </w:rPr>
+        <w:t xml:space="preserve">        ★ RViz 里点【2D Pose Estimate】→ 拖到激光与墙贴合（定位不准，后面全白搭）</w:t>
+      </w:r>
+    </w:p>
+    <w:p>
+      <w:pPr>
+        <w:spacing w:before="0" w:after="80"/>
+        <w:ind w:left="227"/>
+      </w:pPr>
+      <w:r>
+        <w:rPr>
+          <w:rFonts w:ascii="黑体" w:hAnsi="黑体" w:eastAsia="黑体"/>
+          <w:b w:val="0"/>
+          <w:sz w:val="22"/>
+        </w:rPr>
+        <w:t>终端3  source ~/catkin_ws/devel/setup.bash &amp;&amp; roslaunch wd_vision bringup.launch</w:t>
+      </w:r>
+    </w:p>
+    <w:p>
+      <w:pPr>
+        <w:spacing w:before="0" w:after="80"/>
+        <w:ind w:left="227"/>
+      </w:pPr>
+      <w:r>
+        <w:rPr>
+          <w:rFonts w:ascii="黑体" w:hAnsi="黑体" w:eastAsia="黑体"/>
+          <w:b w:val="0"/>
+          <w:sz w:val="22"/>
+        </w:rPr>
+        <w:t xml:space="preserve">        ★ 确认日志里 AR tracker reconfigured: ENABLED 8.00 2.50 0.08 0.20 （max_new_marker_error 必须保持 0.08；放大到 0.4 会认出一堆假码）</w:t>
+      </w:r>
+    </w:p>
+    <w:p>
+      <w:pPr>
+        <w:spacing w:before="0" w:after="80"/>
+        <w:ind w:left="227"/>
+      </w:pPr>
+      <w:r>
+        <w:rPr>
+          <w:rFonts w:ascii="黑体" w:hAnsi="黑体" w:eastAsia="黑体"/>
+          <w:b w:val="0"/>
+          <w:sz w:val="22"/>
+        </w:rPr>
+        <w:t>终端4  cd ~/chen_car_drone/小车 &amp;&amp; source ~/catkin_ws/devel/setup.bash &amp;&amp; python3 -u mqtt_bridge_node.py</w:t>
+      </w:r>
+    </w:p>
+    <w:p>
+      <w:pPr>
+        <w:spacing w:before="0" w:after="80"/>
+        <w:ind w:left="227"/>
+      </w:pPr>
+      <w:r>
+        <w:rPr>
+          <w:rFonts w:ascii="黑体" w:hAnsi="黑体" w:eastAsia="黑体"/>
+          <w:b w:val="0"/>
+          <w:sz w:val="22"/>
+        </w:rPr>
+        <w:t xml:space="preserve">        ★ 起来会看到：机械臂 → init ... ★ 启动：机械臂已切到 init（折叠基准）—— 等平台派单</w:t>
+      </w:r>
+    </w:p>
+    <w:p>
+      <w:pPr>
+        <w:spacing w:before="0" w:after="80"/>
+        <w:ind w:left="227"/>
+      </w:pPr>
+      <w:r>
+        <w:rPr>
+          <w:rFonts w:ascii="黑体" w:hAnsi="黑体" w:eastAsia="黑体"/>
+          <w:b w:val="0"/>
+          <w:sz w:val="22"/>
+        </w:rPr>
+        <w:t>★ 起完自检：rosnode list | grep base_control（=1）、rostopic info /cmd_vel（订阅者只有 1 个）、rostopic list | grep -E 「ar_pose_marker|amcl_pose|cmd_vel」 三个都在。</w:t>
+      </w:r>
+    </w:p>
+    <w:p>
+      <w:pPr>
+        <w:spacing w:before="0" w:after="80"/>
+        <w:ind w:left="227"/>
+      </w:pPr>
+      <w:r>
+        <w:rPr>
+          <w:rFonts w:ascii="黑体" w:hAnsi="黑体" w:eastAsia="黑体"/>
+          <w:b w:val="0"/>
+          <w:sz w:val="22"/>
+        </w:rPr>
+        <w:t>二之三、★ 抓取前的两段微调（视觉对准 + 粗对齐）</w:t>
+      </w:r>
+    </w:p>
+    <w:p>
+      <w:pPr>
+        <w:spacing w:before="0" w:after="80"/>
+        <w:ind w:left="227"/>
+      </w:pPr>
+      <w:r>
+        <w:rPr>
+          <w:rFonts w:ascii="黑体" w:hAnsi="黑体" w:eastAsia="黑体"/>
+          <w:b w:val="0"/>
+          <w:sz w:val="22"/>
+        </w:rPr>
+        <w:t>背景：导航到取货点的停位误差实测 ±6~12cm，而夹爪容差只有约 1.5cm → 会抓空。桥接节点在【收到 pick 指令后、抬手抓取前】自动做两段修正，都不需要人工干预：</w:t>
+      </w:r>
+    </w:p>
+    <w:p>
+      <w:pPr>
+        <w:spacing w:before="0" w:after="80"/>
+        <w:ind w:left="227"/>
+      </w:pPr>
+      <w:r>
+        <w:rPr>
+          <w:rFonts w:ascii="黑体" w:hAnsi="黑体" w:eastAsia="黑体"/>
+          <w:b w:val="0"/>
+          <w:sz w:val="22"/>
+        </w:rPr>
+        <w:t>① 粗对齐 dock（_dock_to_site）</w:t>
+      </w:r>
+    </w:p>
+    <w:p>
+      <w:pPr>
+        <w:spacing w:before="0" w:after="80"/>
+        <w:ind w:left="227"/>
+      </w:pPr>
+      <w:r>
+        <w:rPr>
+          <w:rFonts w:ascii="黑体" w:hAnsi="黑体" w:eastAsia="黑体"/>
+          <w:b w:val="0"/>
+          <w:sz w:val="22"/>
+        </w:rPr>
+        <w:t>· 读 /amcl_pose 与真实取货点比较；偏差 &gt; DOCK_TOL（默认 8cm）就发【补偿目标】重走，最多 3 轮。</w:t>
+      </w:r>
+    </w:p>
+    <w:p>
+      <w:pPr>
+        <w:spacing w:before="0" w:after="80"/>
+        <w:ind w:left="227"/>
+      </w:pPr>
+      <w:r>
+        <w:rPr>
+          <w:rFonts w:ascii="黑体" w:hAnsi="黑体" w:eastAsia="黑体"/>
+          <w:b w:val="0"/>
+          <w:sz w:val="22"/>
+        </w:rPr>
+        <w:t>· 补偿用【阻尼】方式：新目标 = 目标 − k×(实际−目标)，k 默认 0.6。★ 不能用 k=1.0 一次全补 —— 实测会冲过头（偏 -31cm 补到 +21cm），三轮都收不住。</w:t>
+      </w:r>
+    </w:p>
+    <w:p>
+      <w:pPr>
+        <w:spacing w:before="0" w:after="80"/>
+        <w:ind w:left="227"/>
+      </w:pPr>
+      <w:r>
+        <w:rPr>
+          <w:rFonts w:ascii="黑体" w:hAnsi="黑体" w:eastAsia="黑体"/>
+          <w:b w:val="0"/>
+          <w:sz w:val="22"/>
+        </w:rPr>
+        <w:t>· 如果这一轮偏差反而变大，k 自动减半（0.6→0.3→0.2），逐步收敛。</w:t>
+      </w:r>
+    </w:p>
+    <w:p>
+      <w:pPr>
+        <w:spacing w:before="0" w:after="80"/>
+        <w:ind w:left="227"/>
+      </w:pPr>
+      <w:r>
+        <w:rPr>
+          <w:rFonts w:ascii="黑体" w:hAnsi="黑体" w:eastAsia="黑体"/>
+          <w:b w:val="0"/>
+          <w:sz w:val="22"/>
+        </w:rPr>
+        <w:t>· 日志形如：★ 粗对齐第 1/3 轮：车在 (1.036, 0.285) 偏差 31.8 cm（…，k=0.60）→ 偏 31.8cm（补 60%），发【补偿目标】(1.538, 0.198) 重走</w:t>
+      </w:r>
+    </w:p>
+    <w:p>
+      <w:pPr>
+        <w:spacing w:before="0" w:after="80"/>
+        <w:ind w:left="227"/>
+      </w:pPr>
+      <w:r>
+        <w:rPr>
+          <w:rFonts w:ascii="黑体" w:hAnsi="黑体" w:eastAsia="黑体"/>
+          <w:b w:val="0"/>
+          <w:sz w:val="22"/>
+        </w:rPr>
+        <w:t>② 视觉对准（_visual_align，原 car_align.py）</w:t>
+      </w:r>
+    </w:p>
+    <w:p>
+      <w:pPr>
+        <w:spacing w:before="0" w:after="80"/>
+        <w:ind w:left="227"/>
+      </w:pPr>
+      <w:r>
+        <w:rPr>
+          <w:rFonts w:ascii="黑体" w:hAnsi="黑体" w:eastAsia="黑体"/>
+          <w:b w:val="0"/>
+          <w:sz w:val="22"/>
+        </w:rPr>
+        <w:t>· 机械臂抬到 sentry（相机朝下）→ 等 AR 码 → 读码在【相机系】的 x / y，与示教目标比较。</w:t>
+      </w:r>
+    </w:p>
+    <w:p>
+      <w:pPr>
+        <w:spacing w:before="0" w:after="80"/>
+        <w:ind w:left="227"/>
+      </w:pPr>
+      <w:r>
+        <w:rPr>
+          <w:rFonts w:ascii="黑体" w:hAnsi="黑体" w:eastAsia="黑体"/>
+          <w:b w:val="0"/>
+          <w:sz w:val="22"/>
+        </w:rPr>
+        <w:t>· 横向偏差 dx → 角速度；前后偏差 dy → 前进/后退；同一个小步内一起给 = 走小弧线。</w:t>
+      </w:r>
+    </w:p>
+    <w:p>
+      <w:pPr>
+        <w:spacing w:before="0" w:after="80"/>
+        <w:ind w:left="227"/>
+      </w:pPr>
+      <w:r>
+        <w:rPr>
+          <w:rFonts w:ascii="黑体" w:hAnsi="黑体" w:eastAsia="黑体"/>
+          <w:b w:val="0"/>
+          <w:sz w:val="22"/>
+        </w:rPr>
+        <w:t>· 每步走 0.2 秒、按 20Hz 连发，走完停 0.5 秒再重新读码；容差 8mm / 10mm。</w:t>
+      </w:r>
+    </w:p>
+    <w:p>
+      <w:pPr>
+        <w:spacing w:before="0" w:after="80"/>
+        <w:ind w:left="227"/>
+      </w:pPr>
+      <w:r>
+        <w:rPr>
+          <w:rFonts w:ascii="黑体" w:hAnsi="黑体" w:eastAsia="黑体"/>
+          <w:b w:val="0"/>
+          <w:sz w:val="22"/>
+        </w:rPr>
+        <w:t>· 目标值 ALIGN_TX=0.0083 / ALIGN_TY=0.0092 是【示教读数】（夹爪刚好夹得住时的值），只跟相机安装 + 机械臂 sentry 姿态 + 物块大小有关，跟车停在哪无关 —— 所以姿态定了它就不会变。</w:t>
+      </w:r>
+    </w:p>
+    <w:p>
+      <w:pPr>
+        <w:spacing w:before="0" w:after="80"/>
+        <w:ind w:left="227"/>
+      </w:pPr>
+      <w:r>
+        <w:rPr>
+          <w:rFonts w:ascii="黑体" w:hAnsi="黑体" w:eastAsia="黑体"/>
+          <w:b w:val="0"/>
+          <w:sz w:val="22"/>
+        </w:rPr>
+        <w:t>· 实测：偏差 54mm/46mm → 13 步收到 7.7mm/6.7mm，随后成功夹住；也有 2~6 步收敛的情况。</w:t>
+      </w:r>
+    </w:p>
+    <w:p>
+      <w:pPr>
+        <w:spacing w:before="0" w:after="80"/>
+        <w:ind w:left="227"/>
+      </w:pPr>
+      <w:r>
+        <w:rPr>
+          <w:rFonts w:ascii="黑体" w:hAnsi="黑体" w:eastAsia="黑体"/>
+          <w:b w:val="0"/>
+          <w:sz w:val="22"/>
+        </w:rPr>
+        <w:t>★ 三条硬约束（车不动的常见真因，别再去翻别的）</w:t>
+      </w:r>
+    </w:p>
+    <w:p>
+      <w:pPr>
+        <w:spacing w:before="0" w:after="80"/>
+        <w:ind w:left="227"/>
+      </w:pPr>
+      <w:r>
+        <w:rPr>
+          <w:rFonts w:ascii="黑体" w:hAnsi="黑体" w:eastAsia="黑体"/>
+          <w:b w:val="0"/>
+          <w:sz w:val="22"/>
+        </w:rPr>
+        <w:t>① 阿克曼不能原地转向（最小半径 0.375m）→ 只发 angular 不发 linear = 原地打轮，车不动。</w:t>
+      </w:r>
+    </w:p>
+    <w:p>
+      <w:pPr>
+        <w:spacing w:before="0" w:after="80"/>
+        <w:ind w:left="227"/>
+      </w:pPr>
+      <w:r>
+        <w:rPr>
+          <w:rFonts w:ascii="黑体" w:hAnsi="黑体" w:eastAsia="黑体"/>
+          <w:b w:val="0"/>
+          <w:sz w:val="22"/>
+        </w:rPr>
+        <w:t>② 曲率 |w|/|v| 不能超过 1/0.375≈2.67，超了底盘【只打前轮、后轮不走】→ 所以转向时必须把车速一起带上去。</w:t>
+      </w:r>
+    </w:p>
+    <w:p>
+      <w:pPr>
+        <w:spacing w:before="0" w:after="80"/>
+        <w:ind w:left="227"/>
+      </w:pPr>
+      <w:r>
+        <w:rPr>
+          <w:rFonts w:ascii="黑体" w:hAnsi="黑体" w:eastAsia="黑体"/>
+          <w:b w:val="0"/>
+          <w:sz w:val="22"/>
+        </w:rPr>
+        <w:t>③ 底盘要【持续收到】cmd_vel 才走 —— 裸 publish 一次不生效，必须 20Hz 连发一小段。</w:t>
+      </w:r>
+    </w:p>
+    <w:p>
+      <w:pPr>
+        <w:spacing w:before="0" w:after="80"/>
+        <w:ind w:left="227"/>
+      </w:pPr>
+      <w:r>
+        <w:rPr>
+          <w:rFonts w:ascii="黑体" w:hAnsi="黑体" w:eastAsia="黑体"/>
+          <w:b w:val="0"/>
+          <w:sz w:val="22"/>
+        </w:rPr>
+        <w:t>★ 可调开关（不改代码，跑之前加环境变量）</w:t>
+      </w:r>
+    </w:p>
+    <w:p>
+      <w:pPr>
+        <w:spacing w:before="0" w:after="80"/>
+        <w:ind w:left="227"/>
+      </w:pPr>
+      <w:r>
+        <w:rPr>
+          <w:rFonts w:ascii="黑体" w:hAnsi="黑体" w:eastAsia="黑体"/>
+          <w:b w:val="0"/>
+          <w:sz w:val="22"/>
+        </w:rPr>
+        <w:t>· 关掉粗对齐：DOCK_ENABLE=0；放宽容差：DOCK_TOL=0.10；调阻尼：DOCK_K=0.4</w:t>
+      </w:r>
+    </w:p>
+    <w:p>
+      <w:pPr>
+        <w:spacing w:before="0" w:after="80"/>
+        <w:ind w:left="227"/>
+      </w:pPr>
+      <w:r>
+        <w:rPr>
+          <w:rFonts w:ascii="黑体" w:hAnsi="黑体" w:eastAsia="黑体"/>
+          <w:b w:val="0"/>
+          <w:sz w:val="22"/>
+        </w:rPr>
+        <w:t>· 关掉视觉对准：ALIGN_ENABLE=0；改目标：ALIGN_TX=… ALIGN_TY=…；放宽容差：ALIGN_TOL_X=0.012</w:t>
+      </w:r>
+    </w:p>
+    <w:p>
+      <w:pPr>
+        <w:spacing w:before="0" w:after="80"/>
+        <w:ind w:left="227"/>
+      </w:pPr>
+      <w:r>
+        <w:rPr>
+          <w:rFonts w:ascii="黑体" w:hAnsi="黑体" w:eastAsia="黑体"/>
+          <w:b w:val="0"/>
+          <w:sz w:val="22"/>
+        </w:rPr>
+        <w:t>· 启动不归 init：ARM_INIT_ON_START=0；等码时间：AR_WAIT_SEC=300（默认）</w:t>
+      </w:r>
+    </w:p>
+    <w:p>
+      <w:pPr>
         <w:spacing w:before="240" w:after="120"/>
       </w:pPr>
       <w:r>
@@ -536,6 +984,48 @@
           <w:sz w:val="22"/>
         </w:rPr>
         <w:t>· 桥接节点没收到指令 → 检查：① 话题是否 cjy/car-01/cmd ② mosquitto_pub 有没有报 not authorised</w:t>
+      </w:r>
+    </w:p>
+    <w:p>
+      <w:pPr>
+        <w:spacing w:before="0" w:after="80"/>
+        <w:ind w:left="227"/>
+      </w:pPr>
+      <w:r>
+        <w:rPr>
+          <w:rFonts w:ascii="黑体" w:hAnsi="黑体" w:eastAsia="黑体"/>
+          <w:b w:val="0"/>
+          <w:sz w:val="22"/>
+        </w:rPr>
+        <w:t>· ★ 车完全不动（连后退都没有）→ 先查 rosnode list | grep base_control 是不是【2 个】（抢串口）；再查是 20Hz 连发还是一次性发（后者底盘不响应）</w:t>
+      </w:r>
+    </w:p>
+    <w:p>
+      <w:pPr>
+        <w:spacing w:before="0" w:after="80"/>
+        <w:ind w:left="227"/>
+      </w:pPr>
+      <w:r>
+        <w:rPr>
+          <w:rFonts w:ascii="黑体" w:hAnsi="黑体" w:eastAsia="黑体"/>
+          <w:b w:val="0"/>
+          <w:sz w:val="22"/>
+        </w:rPr>
+        <w:t>· ★ 只打前轮、后轮不走 → 曲率超限（|w|/|v| &gt; 2.67）→ 转向时必须同时给 linear，或把转向速度调小</w:t>
+      </w:r>
+    </w:p>
+    <w:p>
+      <w:pPr>
+        <w:spacing w:before="0" w:after="80"/>
+        <w:ind w:left="227"/>
+      </w:pPr>
+      <w:r>
+        <w:rPr>
+          <w:rFonts w:ascii="黑体" w:hAnsi="黑体" w:eastAsia="黑体"/>
+          <w:b w:val="0"/>
+          <w:sz w:val="22"/>
+        </w:rPr>
+        <w:t>· ★ 桥接节点报「视觉对准：连续 N 步读数没变」→ 车没响应（曲率/连发/底盘问题），不是码的问题</w:t>
       </w:r>
     </w:p>
     <w:p>
